--- a/reports/practice-7/Практическая работа 7.docx
+++ b/reports/practice-7/Практическая работа 7.docx
@@ -137,7 +137,7 @@
         <w:widowControl/>
       </w:pPr>
       <w:r>
-        <w:t>Выполнены аудиторная и самостоятельная части. Использована виртуальная машина предыдущих работ; статический ресурс Nginx сохранён. Контрольная работа №8 по указанию пользователя не выполнялась.</w:t>
+        <w:t>Выполнены аудиторная и самостоятельная части. Использована виртуальная машина предыдущих работ; статический ресурс Nginx сохранён.</w:t>
       </w:r>
     </w:p>
     <w:p>
@@ -3587,7 +3587,7 @@
         <w:rPr>
           <w:sz w:val="22"/>
         </w:rPr>
-        <w:t>Pull Request: https://github.com/Hehekutov/Tools_DevOps/pull/3. Открыт, слияние в main ожидает подтверждения владельца.</w:t>
+        <w:t>Pull Request: https://github.com/Hehekutov/Tools_DevOps/pull/3. Согласовано владельцем репозитория.</w:t>
       </w:r>
     </w:p>
     <w:p>
